--- a/files/Hwang_Jinwoo_Resume.docx
+++ b/files/Hwang_Jinwoo_Resume.docx
@@ -1,6 +1,6 @@
 
 <file path=word/document.xml><?xml version="1.0" encoding="utf-8"?>
-<w:document xmlns:wpc="http://schemas.microsoft.com/office/word/2010/wordprocessingCanvas" xmlns:cx="http://schemas.microsoft.com/office/drawing/2014/chartex" xmlns:cx1="http://schemas.microsoft.com/office/drawing/2015/9/8/chartex" xmlns:cx2="http://schemas.microsoft.com/office/drawing/2015/10/21/chartex" xmlns:cx3="http://schemas.microsoft.com/office/drawing/2016/5/9/chartex" xmlns:cx4="http://schemas.microsoft.com/office/drawing/2016/5/10/chartex" xmlns:cx5="http://schemas.microsoft.com/office/drawing/2016/5/11/chartex" xmlns:cx6="http://schemas.microsoft.com/office/drawing/2016/5/12/chartex" xmlns:cx7="http://schemas.microsoft.com/office/drawing/2016/5/13/chartex" xmlns:cx8="http://schemas.microsoft.com/office/drawing/2016/5/14/chartex" xmlns:mc="http://schemas.openxmlformats.org/markup-compatibility/2006" xmlns:m="http://schemas.openxmlformats.org/officeDocument/2006/math" xmlns:aink="http://schemas.microsoft.com/office/drawing/2016/ink" xmlns:am3d="http://schemas.microsoft.com/office/drawing/2017/model3d" xmlns:oel="http://schemas.microsoft.com/office/2019/extlst" xmlns:r="http://schemas.openxmlformats.org/officeDocument/2006/relationships" xmlns:wp14="http://schemas.microsoft.com/office/word/2010/wordprocessingDrawing" xmlns:wp="http://schemas.openxmlformats.org/drawingml/2006/wordprocessingDrawing" xmlns:wpg="http://schemas.microsoft.com/office/word/2010/wordprocessingGroup" xmlns:wpi="http://schemas.microsoft.com/office/word/2010/wordprocessingInk" xmlns:wps="http://schemas.microsoft.com/office/word/2010/wordprocessingShape" xmlns:o="urn:schemas-microsoft-com:office:office" xmlns:v="urn:schemas-microsoft-com:vml" xmlns:w10="urn:schemas-microsoft-com:office:word" xmlns:w="http://schemas.openxmlformats.org/wordprocessingml/2006/main" xmlns:w14="http://schemas.microsoft.com/office/word/2010/wordml" xmlns:w15="http://schemas.microsoft.com/office/word/2012/wordml" xmlns:w16cei="http://schemas.microsoft.com/office/word/2026/wordml/cei" xmlns:w16cex="http://schemas.microsoft.com/office/word/2018/wordml/cex" xmlns:w16cid="http://schemas.microsoft.com/office/word/2016/wordml/cid" xmlns:w16="http://schemas.microsoft.com/office/word/2018/wordml" xmlns:w16sdtdh="http://schemas.microsoft.com/office/word/2020/wordml/sdtdatahash" xmlns:w16sdtfl="http://schemas.microsoft.com/office/word/2024/wordml/sdtformatlock" xmlns:w16se="http://schemas.microsoft.com/office/word/2015/wordml/symex" xmlns:w16du="http://schemas.microsoft.com/office/word/2023/wordml/word16du" xmlns:wne="http://schemas.microsoft.com/office/word/2006/wordml" mc:Ignorable="w14 w15 w16se w16cid w16 w16cex w16sdtdh w16sdtfl w16du wp14">
+<w:document xmlns:wpc="http://schemas.microsoft.com/office/word/2010/wordprocessingCanvas" xmlns:cx="http://schemas.microsoft.com/office/drawing/2014/chartex" xmlns:cx1="http://schemas.microsoft.com/office/drawing/2015/9/8/chartex" xmlns:cx2="http://schemas.microsoft.com/office/drawing/2015/10/21/chartex" xmlns:cx3="http://schemas.microsoft.com/office/drawing/2016/5/9/chartex" xmlns:cx4="http://schemas.microsoft.com/office/drawing/2016/5/10/chartex" xmlns:cx5="http://schemas.microsoft.com/office/drawing/2016/5/11/chartex" xmlns:cx6="http://schemas.microsoft.com/office/drawing/2016/5/12/chartex" xmlns:cx7="http://schemas.microsoft.com/office/drawing/2016/5/13/chartex" xmlns:cx8="http://schemas.microsoft.com/office/drawing/2016/5/14/chartex" xmlns:mc="http://schemas.openxmlformats.org/markup-compatibility/2006" xmlns:m="http://schemas.openxmlformats.org/officeDocument/2006/math" xmlns:aink="http://schemas.microsoft.com/office/drawing/2016/ink" xmlns:am3d="http://schemas.microsoft.com/office/drawing/2017/model3d" xmlns:oel="http://schemas.microsoft.com/office/2019/extlst" xmlns:r="http://schemas.openxmlformats.org/officeDocument/2006/relationships" xmlns:wp14="http://schemas.microsoft.com/office/word/2010/wordprocessingDrawing" xmlns:wp="http://schemas.openxmlformats.org/drawingml/2006/wordprocessingDrawing" xmlns:wpg="http://schemas.microsoft.com/office/word/2010/wordprocessingGroup" xmlns:wpi="http://schemas.microsoft.com/office/word/2010/wordprocessingInk" xmlns:wps="http://schemas.microsoft.com/office/word/2010/wordprocessingShape" xmlns:o="urn:schemas-microsoft-com:office:office" xmlns:v="urn:schemas-microsoft-com:vml" xmlns:w10="urn:schemas-microsoft-com:office:word" xmlns:w="http://schemas.openxmlformats.org/wordprocessingml/2006/main" xmlns:w14="http://schemas.microsoft.com/office/word/2010/wordml" xmlns:w15="http://schemas.microsoft.com/office/word/2012/wordml" xmlns:w16cex="http://schemas.microsoft.com/office/word/2018/wordml/cex" xmlns:w16cid="http://schemas.microsoft.com/office/word/2016/wordml/cid" xmlns:w16="http://schemas.microsoft.com/office/word/2018/wordml" xmlns:w16sdtdh="http://schemas.microsoft.com/office/word/2020/wordml/sdtdatahash" xmlns:w16sdtfl="http://schemas.microsoft.com/office/word/2024/wordml/sdtformatlock" xmlns:w16se="http://schemas.microsoft.com/office/word/2015/wordml/symex" xmlns:w16du="http://schemas.microsoft.com/office/word/2023/wordml/word16du" xmlns:wne="http://schemas.microsoft.com/office/word/2006/wordml" mc:Ignorable="w14 w15 w16se w16cid w16 w16cex w16sdtdh w16sdtfl w16du wp14">
   <w:body>
     <w:p>
       <w:pPr>
@@ -351,7 +351,13 @@
         <w:rPr>
           <w:color w:val="EE0000"/>
         </w:rPr>
-        <w:t xml:space="preserve">Manuscript in preparation for submission </w:t>
+        <w:t xml:space="preserve">Manuscript </w:t>
+      </w:r>
+      <w:r>
+        <w:rPr>
+          <w:color w:val="EE0000"/>
+        </w:rPr>
+        <w:t xml:space="preserve">submitted </w:t>
       </w:r>
       <w:r>
         <w:t xml:space="preserve">to </w:t>
@@ -431,10 +437,22 @@
         <w:rPr>
           <w:color w:val="EE0000"/>
         </w:rPr>
-        <w:t xml:space="preserve">Manuscript submitted </w:t>
-      </w:r>
-      <w:r>
-        <w:t xml:space="preserve">to </w:t>
+        <w:t xml:space="preserve">Manuscript </w:t>
+      </w:r>
+      <w:r>
+        <w:rPr>
+          <w:color w:val="EE0000"/>
+        </w:rPr>
+        <w:t>under review</w:t>
+      </w:r>
+      <w:r>
+        <w:rPr>
+          <w:color w:val="auto"/>
+        </w:rPr>
+        <w:t xml:space="preserve"> at</w:t>
+      </w:r>
+      <w:r>
+        <w:t xml:space="preserve"> </w:t>
       </w:r>
       <w:r>
         <w:rPr>
@@ -738,19 +756,11 @@
         </w:tabs>
         <w:spacing w:before="28" w:after="8"/>
       </w:pPr>
-      <w:proofErr w:type="spellStart"/>
       <w:r>
         <w:rPr>
           <w:b/>
         </w:rPr>
-        <w:t>MetaMobility</w:t>
-      </w:r>
-      <w:proofErr w:type="spellEnd"/>
-      <w:r>
-        <w:rPr>
-          <w:b/>
-        </w:rPr>
-        <w:t xml:space="preserve"> Lab, Carnegie Mellon </w:t>
+        <w:t xml:space="preserve">MetaMobility Lab, Carnegie Mellon </w:t>
       </w:r>
       <w:proofErr w:type="gramStart"/>
       <w:r>
@@ -910,15 +920,7 @@
         <w:t xml:space="preserve">• </w:t>
       </w:r>
       <w:r>
-        <w:t xml:space="preserve">Conducted </w:t>
-      </w:r>
-      <w:proofErr w:type="gramStart"/>
-      <w:r>
-        <w:t>an</w:t>
-      </w:r>
-      <w:proofErr w:type="gramEnd"/>
-      <w:r>
-        <w:t xml:space="preserve"> </w:t>
+        <w:t xml:space="preserve">Conducted a </w:t>
       </w:r>
       <w:r>
         <w:t xml:space="preserve">human-in-the-loop </w:t>
@@ -941,11 +943,9 @@
       <w:r>
         <w:t>Disease patients aimed at improving various spatiotemporal parameters (i.e. stride length</w:t>
       </w:r>
-      <w:proofErr w:type="gramStart"/>
-      <w:r>
-        <w:t>), and</w:t>
-      </w:r>
-      <w:proofErr w:type="gramEnd"/>
+      <w:r>
+        <w:t>) and</w:t>
+      </w:r>
       <w:r>
         <w:t xml:space="preserve"> preventing freezing of </w:t>
       </w:r>
@@ -1920,27 +1920,7 @@
           <w:sz w:val="17"/>
         </w:rPr>
         <w:tab/>
-      </w:r>
-      <w:r>
-        <w:rPr>
-          <w:color w:val="505050"/>
-          <w:sz w:val="17"/>
-        </w:rPr>
-        <w:t xml:space="preserve">May 2025 </w:t>
-      </w:r>
-      <w:r>
-        <w:rPr>
-          <w:color w:val="505050"/>
-          <w:sz w:val="17"/>
-        </w:rPr>
-        <w:t>–</w:t>
-      </w:r>
-      <w:r>
-        <w:rPr>
-          <w:color w:val="505050"/>
-          <w:sz w:val="17"/>
-        </w:rPr>
-        <w:t xml:space="preserve"> Current</w:t>
+        <w:t>May 2025 – Current</w:t>
       </w:r>
     </w:p>
     <w:p>
@@ -2162,7 +2142,7 @@
 </file>
 
 <file path=word/numbering.xml><?xml version="1.0" encoding="utf-8"?>
-<w:numbering xmlns:wpc="http://schemas.microsoft.com/office/word/2010/wordprocessingCanvas" xmlns:cx="http://schemas.microsoft.com/office/drawing/2014/chartex" xmlns:cx1="http://schemas.microsoft.com/office/drawing/2015/9/8/chartex" xmlns:cx2="http://schemas.microsoft.com/office/drawing/2015/10/21/chartex" xmlns:cx3="http://schemas.microsoft.com/office/drawing/2016/5/9/chartex" xmlns:cx4="http://schemas.microsoft.com/office/drawing/2016/5/10/chartex" xmlns:cx5="http://schemas.microsoft.com/office/drawing/2016/5/11/chartex" xmlns:cx6="http://schemas.microsoft.com/office/drawing/2016/5/12/chartex" xmlns:cx7="http://schemas.microsoft.com/office/drawing/2016/5/13/chartex" xmlns:cx8="http://schemas.microsoft.com/office/drawing/2016/5/14/chartex" xmlns:mc="http://schemas.openxmlformats.org/markup-compatibility/2006" xmlns:m="http://schemas.openxmlformats.org/officeDocument/2006/math" xmlns:aink="http://schemas.microsoft.com/office/drawing/2016/ink" xmlns:am3d="http://schemas.microsoft.com/office/drawing/2017/model3d" xmlns:oel="http://schemas.microsoft.com/office/2019/extlst" xmlns:r="http://schemas.openxmlformats.org/officeDocument/2006/relationships" xmlns:wp14="http://schemas.microsoft.com/office/word/2010/wordprocessingDrawing" xmlns:wp="http://schemas.openxmlformats.org/drawingml/2006/wordprocessingDrawing" xmlns:wpg="http://schemas.microsoft.com/office/word/2010/wordprocessingGroup" xmlns:wpi="http://schemas.microsoft.com/office/word/2010/wordprocessingInk" xmlns:wps="http://schemas.microsoft.com/office/word/2010/wordprocessingShape" xmlns:o="urn:schemas-microsoft-com:office:office" xmlns:v="urn:schemas-microsoft-com:vml" xmlns:w10="urn:schemas-microsoft-com:office:word" xmlns:w="http://schemas.openxmlformats.org/wordprocessingml/2006/main" xmlns:w14="http://schemas.microsoft.com/office/word/2010/wordml" xmlns:w15="http://schemas.microsoft.com/office/word/2012/wordml" xmlns:w16cei="http://schemas.microsoft.com/office/word/2026/wordml/cei" xmlns:w16cex="http://schemas.microsoft.com/office/word/2018/wordml/cex" xmlns:w16cid="http://schemas.microsoft.com/office/word/2016/wordml/cid" xmlns:w16="http://schemas.microsoft.com/office/word/2018/wordml" xmlns:w16sdtdh="http://schemas.microsoft.com/office/word/2020/wordml/sdtdatahash" xmlns:w16sdtfl="http://schemas.microsoft.com/office/word/2024/wordml/sdtformatlock" xmlns:w16se="http://schemas.microsoft.com/office/word/2015/wordml/symex" xmlns:w16du="http://schemas.microsoft.com/office/word/2023/wordml/word16du" xmlns:wne="http://schemas.microsoft.com/office/word/2006/wordml" mc:Ignorable="w14 w15 w16se w16cid w16 w16cex w16sdtdh w16sdtfl w16du wp14">
+<w:numbering xmlns:wpc="http://schemas.microsoft.com/office/word/2010/wordprocessingCanvas" xmlns:cx="http://schemas.microsoft.com/office/drawing/2014/chartex" xmlns:cx1="http://schemas.microsoft.com/office/drawing/2015/9/8/chartex" xmlns:cx2="http://schemas.microsoft.com/office/drawing/2015/10/21/chartex" xmlns:cx3="http://schemas.microsoft.com/office/drawing/2016/5/9/chartex" xmlns:cx4="http://schemas.microsoft.com/office/drawing/2016/5/10/chartex" xmlns:cx5="http://schemas.microsoft.com/office/drawing/2016/5/11/chartex" xmlns:cx6="http://schemas.microsoft.com/office/drawing/2016/5/12/chartex" xmlns:cx7="http://schemas.microsoft.com/office/drawing/2016/5/13/chartex" xmlns:cx8="http://schemas.microsoft.com/office/drawing/2016/5/14/chartex" xmlns:mc="http://schemas.openxmlformats.org/markup-compatibility/2006" xmlns:m="http://schemas.openxmlformats.org/officeDocument/2006/math" xmlns:aink="http://schemas.microsoft.com/office/drawing/2016/ink" xmlns:am3d="http://schemas.microsoft.com/office/drawing/2017/model3d" xmlns:oel="http://schemas.microsoft.com/office/2019/extlst" xmlns:r="http://schemas.openxmlformats.org/officeDocument/2006/relationships" xmlns:wp14="http://schemas.microsoft.com/office/word/2010/wordprocessingDrawing" xmlns:wp="http://schemas.openxmlformats.org/drawingml/2006/wordprocessingDrawing" xmlns:wpg="http://schemas.microsoft.com/office/word/2010/wordprocessingGroup" xmlns:wpi="http://schemas.microsoft.com/office/word/2010/wordprocessingInk" xmlns:wps="http://schemas.microsoft.com/office/word/2010/wordprocessingShape" xmlns:o="urn:schemas-microsoft-com:office:office" xmlns:v="urn:schemas-microsoft-com:vml" xmlns:w10="urn:schemas-microsoft-com:office:word" xmlns:w="http://schemas.openxmlformats.org/wordprocessingml/2006/main" xmlns:w14="http://schemas.microsoft.com/office/word/2010/wordml" xmlns:w15="http://schemas.microsoft.com/office/word/2012/wordml" xmlns:w16cex="http://schemas.microsoft.com/office/word/2018/wordml/cex" xmlns:w16cid="http://schemas.microsoft.com/office/word/2016/wordml/cid" xmlns:w16="http://schemas.microsoft.com/office/word/2018/wordml" xmlns:w16sdtdh="http://schemas.microsoft.com/office/word/2020/wordml/sdtdatahash" xmlns:w16sdtfl="http://schemas.microsoft.com/office/word/2024/wordml/sdtformatlock" xmlns:w16se="http://schemas.microsoft.com/office/word/2015/wordml/symex" xmlns:w16du="http://schemas.microsoft.com/office/word/2023/wordml/word16du" xmlns:wne="http://schemas.microsoft.com/office/word/2006/wordml" mc:Ignorable="w14 w15 w16se w16cid w16 w16cex w16sdtdh w16sdtfl w16du wp14">
   <w:abstractNum w:abstractNumId="0" w15:restartNumberingAfterBreak="0">
     <w:nsid w:val="FFFFFF7C"/>
     <w:multiLevelType w:val="singleLevel"/>

--- a/files/Hwang_Jinwoo_Resume.docx
+++ b/files/Hwang_Jinwoo_Resume.docx
@@ -335,7 +335,25 @@
         <w:t>J. Hwang</w:t>
       </w:r>
       <w:r>
-        <w:t>, I. Park, C. Song, V. Phan, I. Kang, and E. Halilaj. “</w:t>
+        <w:t>, I. Park, C. Song, V. Phan,</w:t>
+      </w:r>
+      <w:r>
+        <w:t xml:space="preserve"> </w:t>
+      </w:r>
+      <w:r>
+        <w:t>E. Halilaj</w:t>
+      </w:r>
+      <w:r>
+        <w:t>,</w:t>
+      </w:r>
+      <w:r>
+        <w:t xml:space="preserve"> and </w:t>
+      </w:r>
+      <w:r>
+        <w:t>I. Kang</w:t>
+      </w:r>
+      <w:r>
+        <w:t>. “</w:t>
       </w:r>
       <w:r>
         <w:rPr>
